--- a/tillsyn/A 19263-2025 tillsynsbegäran.docx
+++ b/tillsyn/A 19263-2025 tillsynsbegäran.docx
@@ -238,7 +238,7 @@
     <w:r>
       <w:tab/>
       <w:tab/>
-      <w:t>2026-06-18</w:t>
+      <w:t>2026-06-19</w:t>
       <w:br/>
       <w:br/>
     </w:r>

--- a/tillsyn/A 19263-2025 tillsynsbegäran.docx
+++ b/tillsyn/A 19263-2025 tillsynsbegäran.docx
@@ -238,7 +238,7 @@
     <w:r>
       <w:tab/>
       <w:tab/>
-      <w:t>2026-06-19</w:t>
+      <w:t>2026-06-20</w:t>
       <w:br/>
       <w:br/>
     </w:r>

--- a/tillsyn/A 19263-2025 tillsynsbegäran.docx
+++ b/tillsyn/A 19263-2025 tillsynsbegäran.docx
@@ -12,10 +12,7 @@
     </w:p>
     <w:p>
       <w:r>
-        <w:t>Detta dokument behandlar höga naturvärden i avverkningsanmälan A 19263-2025 i Ragunda kommun som inkom 2025-04-22 och omfattar 1,0 ha.</w:t>
-      </w:r>
-      <w:r>
-        <w:t xml:space="preserve"> I Figur 1 visas fyndplatser för naturvårdsarter i området, som finns registrerade på Artportalen.</w:t>
+        <w:t>Denna tillsynsbegäran behandlar höga naturvärden i avverkningsanmälan A 19263-2025 i Ragunda kommun som inkom 2025-04-22 och omfattar 1,0 ha.</w:t>
       </w:r>
     </w:p>
     <w:p>
@@ -63,7 +60,20 @@
         <w:spacing w:after="240"/>
       </w:pPr>
       <w:r>
-        <w:t>Figur 1. Fyndplatser för naturvårdsarter inom 21 meter från avverkningsanmälan (röd linje). Inom parentes anges rödlistekategorier, S för signalarter, Tför typiska arter och fridlysningsparagrafer i artskyddsförordningen.Markörer utan svart kant är placerade på fyndplatsen. Markörer med svart kant är placerade vid sidan av fyndplatsen och har ett svart streck som visar fyndplatsens exakta position. Kartans mittpunktskoordinat är N 6985247, E 592790 i SWEREF 99 TM.</w:t>
+        <w:t>Figur 1. Fyndplatser för naturvårdsarter inom 21 meter från avverkningsanmälan. Markörer utan svart kant är placerade på fyndplatsen. Markörer med svart kant är placerade vid sidan av fyndplatsen har ett svart streck som visar fyndplatsens exakta position. Kartans mittpunktskoordinat är N 6985247, E 592790 i SWEREF 99 TM.</w:t>
+      </w:r>
+    </w:p>
+    <w:p>
+      <w:r>
+        <w:t>Inom 21 meter från avverkningsanmälan finns fynd av 1 naturvårdsarter, varav 1 är rödlistad: vitgrynig nållav (NT). Se Figur 1.</w:t>
+      </w:r>
+    </w:p>
+    <w:p>
+      <w:pPr>
+        <w:pStyle w:val="Heading1"/>
+      </w:pPr>
+      <w:r>
+        <w:t>Tillsynsbegäran</w:t>
       </w:r>
     </w:p>
     <w:p>
@@ -77,26 +87,16 @@
       </w:r>
     </w:p>
     <w:p>
-      <w:r>
-        <w:t>Nedan beskrivs fynd av naturvårdsarter som gjorts i det avverkningsanmälda området.</w:t>
-      </w:r>
-    </w:p>
-    <w:p>
       <w:pPr>
         <w:pStyle w:val="Heading1"/>
       </w:pPr>
       <w:r>
-        <w:t>Naturvårdsarter</w:t>
+        <w:t>Naturvårdsarter och fridlysta arter</w:t>
       </w:r>
     </w:p>
     <w:p>
       <w:r>
-        <w:t>Inom 21 meter från avverkningsanmälan har följande 1 naturvårdsarter hittats: vitgrynig nållav (NT). Av dessa är 1 rödlistade. För rödlistade arter har rödlistekategorin angivits inom parentes.</w:t>
-      </w:r>
-    </w:p>
-    <w:p>
-      <w:r>
-        <w:t>De påträffade naturvårdsarterna är ett tydligt kvitto på att det rör sig om en skog med höga naturvärden.</w:t>
+        <w:t>Nedan följer beskrivningar av de naturvårdsarter och fridlysta arter som har sina livsmiljöer och växtplatser i den avverkningsanmälda skogen. De påträffade naturvårdsarterna är ett tydligt kvitto på att det rör sig om en skog med höga naturvärden.</w:t>
       </w:r>
     </w:p>
     <w:p>
@@ -238,7 +238,7 @@
     <w:r>
       <w:tab/>
       <w:tab/>
-      <w:t>2026-06-20</w:t>
+      <w:t>2026-06-21</w:t>
       <w:br/>
       <w:br/>
     </w:r>

--- a/tillsyn/A 19263-2025 tillsynsbegäran.docx
+++ b/tillsyn/A 19263-2025 tillsynsbegäran.docx
@@ -238,7 +238,7 @@
     <w:r>
       <w:tab/>
       <w:tab/>
-      <w:t>2026-06-21</w:t>
+      <w:t>2026-06-22</w:t>
       <w:br/>
       <w:br/>
     </w:r>

--- a/tillsyn/A 19263-2025 tillsynsbegäran.docx
+++ b/tillsyn/A 19263-2025 tillsynsbegäran.docx
@@ -238,7 +238,7 @@
     <w:r>
       <w:tab/>
       <w:tab/>
-      <w:t>2026-06-22</w:t>
+      <w:t>2026-06-23</w:t>
       <w:br/>
       <w:br/>
     </w:r>

--- a/tillsyn/A 19263-2025 tillsynsbegäran.docx
+++ b/tillsyn/A 19263-2025 tillsynsbegäran.docx
@@ -238,7 +238,7 @@
     <w:r>
       <w:tab/>
       <w:tab/>
-      <w:t>2026-06-23</w:t>
+      <w:t>2026-06-24</w:t>
       <w:br/>
       <w:br/>
     </w:r>

--- a/tillsyn/A 19263-2025 tillsynsbegäran.docx
+++ b/tillsyn/A 19263-2025 tillsynsbegäran.docx
@@ -238,7 +238,7 @@
     <w:r>
       <w:tab/>
       <w:tab/>
-      <w:t>2026-06-24</w:t>
+      <w:t>2026-06-25</w:t>
       <w:br/>
       <w:br/>
     </w:r>

--- a/tillsyn/A 19263-2025 tillsynsbegäran.docx
+++ b/tillsyn/A 19263-2025 tillsynsbegäran.docx
@@ -238,7 +238,7 @@
     <w:r>
       <w:tab/>
       <w:tab/>
-      <w:t>2026-06-25</w:t>
+      <w:t>2026-06-26</w:t>
       <w:br/>
       <w:br/>
     </w:r>

--- a/tillsyn/A 19263-2025 tillsynsbegäran.docx
+++ b/tillsyn/A 19263-2025 tillsynsbegäran.docx
@@ -238,7 +238,7 @@
     <w:r>
       <w:tab/>
       <w:tab/>
-      <w:t>2026-06-26</w:t>
+      <w:t>2026-06-27</w:t>
       <w:br/>
       <w:br/>
     </w:r>

--- a/tillsyn/A 19263-2025 tillsynsbegäran.docx
+++ b/tillsyn/A 19263-2025 tillsynsbegäran.docx
@@ -238,7 +238,7 @@
     <w:r>
       <w:tab/>
       <w:tab/>
-      <w:t>2026-06-27</w:t>
+      <w:t>2026-06-28</w:t>
       <w:br/>
       <w:br/>
     </w:r>

--- a/tillsyn/A 19263-2025 tillsynsbegäran.docx
+++ b/tillsyn/A 19263-2025 tillsynsbegäran.docx
@@ -238,7 +238,7 @@
     <w:r>
       <w:tab/>
       <w:tab/>
-      <w:t>2026-06-28</w:t>
+      <w:t>2026-06-29</w:t>
       <w:br/>
       <w:br/>
     </w:r>

--- a/tillsyn/A 19263-2025 tillsynsbegäran.docx
+++ b/tillsyn/A 19263-2025 tillsynsbegäran.docx
@@ -238,7 +238,7 @@
     <w:r>
       <w:tab/>
       <w:tab/>
-      <w:t>2026-06-29</w:t>
+      <w:t>2026-06-30</w:t>
       <w:br/>
       <w:br/>
     </w:r>

--- a/tillsyn/A 19263-2025 tillsynsbegäran.docx
+++ b/tillsyn/A 19263-2025 tillsynsbegäran.docx
@@ -238,7 +238,7 @@
     <w:r>
       <w:tab/>
       <w:tab/>
-      <w:t>2026-06-30</w:t>
+      <w:t>2026-07-01</w:t>
       <w:br/>
       <w:br/>
     </w:r>

--- a/tillsyn/A 19263-2025 tillsynsbegäran.docx
+++ b/tillsyn/A 19263-2025 tillsynsbegäran.docx
@@ -238,7 +238,7 @@
     <w:r>
       <w:tab/>
       <w:tab/>
-      <w:t>2026-07-01</w:t>
+      <w:t>2026-07-02</w:t>
       <w:br/>
       <w:br/>
     </w:r>

--- a/tillsyn/A 19263-2025 tillsynsbegäran.docx
+++ b/tillsyn/A 19263-2025 tillsynsbegäran.docx
@@ -238,7 +238,7 @@
     <w:r>
       <w:tab/>
       <w:tab/>
-      <w:t>2026-07-13</w:t>
+      <w:t>2026-07-14</w:t>
       <w:br/>
       <w:br/>
     </w:r>

--- a/tillsyn/A 19263-2025 tillsynsbegäran.docx
+++ b/tillsyn/A 19263-2025 tillsynsbegäran.docx
@@ -238,7 +238,7 @@
     <w:r>
       <w:tab/>
       <w:tab/>
-      <w:t>2026-07-14</w:t>
+      <w:t>2026-07-15</w:t>
       <w:br/>
       <w:br/>
     </w:r>

--- a/tillsyn/A 19263-2025 tillsynsbegäran.docx
+++ b/tillsyn/A 19263-2025 tillsynsbegäran.docx
@@ -238,7 +238,7 @@
     <w:r>
       <w:tab/>
       <w:tab/>
-      <w:t>2026-07-15</w:t>
+      <w:t>2026-07-16</w:t>
       <w:br/>
       <w:br/>
     </w:r>

--- a/tillsyn/A 19263-2025 tillsynsbegäran.docx
+++ b/tillsyn/A 19263-2025 tillsynsbegäran.docx
@@ -238,7 +238,7 @@
     <w:r>
       <w:tab/>
       <w:tab/>
-      <w:t>2026-07-16</w:t>
+      <w:t>2026-07-17</w:t>
       <w:br/>
       <w:br/>
     </w:r>

--- a/tillsyn/A 19263-2025 tillsynsbegäran.docx
+++ b/tillsyn/A 19263-2025 tillsynsbegäran.docx
@@ -238,7 +238,7 @@
     <w:r>
       <w:tab/>
       <w:tab/>
-      <w:t>2026-07-17</w:t>
+      <w:t>2026-07-18</w:t>
       <w:br/>
       <w:br/>
     </w:r>

--- a/tillsyn/A 19263-2025 tillsynsbegäran.docx
+++ b/tillsyn/A 19263-2025 tillsynsbegäran.docx
@@ -238,7 +238,7 @@
     <w:r>
       <w:tab/>
       <w:tab/>
-      <w:t>2026-07-18</w:t>
+      <w:t>2026-07-19</w:t>
       <w:br/>
       <w:br/>
     </w:r>

--- a/tillsyn/A 19263-2025 tillsynsbegäran.docx
+++ b/tillsyn/A 19263-2025 tillsynsbegäran.docx
@@ -238,7 +238,7 @@
     <w:r>
       <w:tab/>
       <w:tab/>
-      <w:t>2026-07-19</w:t>
+      <w:t>2026-07-20</w:t>
       <w:br/>
       <w:br/>
     </w:r>

--- a/tillsyn/A 19263-2025 tillsynsbegäran.docx
+++ b/tillsyn/A 19263-2025 tillsynsbegäran.docx
@@ -238,7 +238,7 @@
     <w:r>
       <w:tab/>
       <w:tab/>
-      <w:t>2026-07-20</w:t>
+      <w:t>2026-07-21</w:t>
       <w:br/>
       <w:br/>
     </w:r>

--- a/tillsyn/A 19263-2025 tillsynsbegäran.docx
+++ b/tillsyn/A 19263-2025 tillsynsbegäran.docx
@@ -238,7 +238,7 @@
     <w:r>
       <w:tab/>
       <w:tab/>
-      <w:t>2026-07-21</w:t>
+      <w:t>2026-07-22</w:t>
       <w:br/>
       <w:br/>
     </w:r>

--- a/tillsyn/A 19263-2025 tillsynsbegäran.docx
+++ b/tillsyn/A 19263-2025 tillsynsbegäran.docx
@@ -238,7 +238,7 @@
     <w:r>
       <w:tab/>
       <w:tab/>
-      <w:t>2026-07-22</w:t>
+      <w:t>2026-07-23</w:t>
       <w:br/>
       <w:br/>
     </w:r>

--- a/tillsyn/A 19263-2025 tillsynsbegäran.docx
+++ b/tillsyn/A 19263-2025 tillsynsbegäran.docx
@@ -238,7 +238,7 @@
     <w:r>
       <w:tab/>
       <w:tab/>
-      <w:t>2026-07-23</w:t>
+      <w:t>2026-07-24</w:t>
       <w:br/>
       <w:br/>
     </w:r>

--- a/tillsyn/A 19263-2025 tillsynsbegäran.docx
+++ b/tillsyn/A 19263-2025 tillsynsbegäran.docx
@@ -238,7 +238,7 @@
     <w:r>
       <w:tab/>
       <w:tab/>
-      <w:t>2026-07-24</w:t>
+      <w:t>2026-07-25</w:t>
       <w:br/>
       <w:br/>
     </w:r>

--- a/tillsyn/A 19263-2025 tillsynsbegäran.docx
+++ b/tillsyn/A 19263-2025 tillsynsbegäran.docx
@@ -238,7 +238,7 @@
     <w:r>
       <w:tab/>
       <w:tab/>
-      <w:t>2026-07-25</w:t>
+      <w:t>2026-07-26</w:t>
       <w:br/>
       <w:br/>
     </w:r>

--- a/tillsyn/A 19263-2025 tillsynsbegäran.docx
+++ b/tillsyn/A 19263-2025 tillsynsbegäran.docx
@@ -238,7 +238,7 @@
     <w:r>
       <w:tab/>
       <w:tab/>
-      <w:t>2026-07-26</w:t>
+      <w:t>2026-07-27</w:t>
       <w:br/>
       <w:br/>
     </w:r>

--- a/tillsyn/A 19263-2025 tillsynsbegäran.docx
+++ b/tillsyn/A 19263-2025 tillsynsbegäran.docx
@@ -238,7 +238,7 @@
     <w:r>
       <w:tab/>
       <w:tab/>
-      <w:t>2026-07-27</w:t>
+      <w:t>2026-07-28</w:t>
       <w:br/>
       <w:br/>
     </w:r>

--- a/tillsyn/A 19263-2025 tillsynsbegäran.docx
+++ b/tillsyn/A 19263-2025 tillsynsbegäran.docx
@@ -238,7 +238,7 @@
     <w:r>
       <w:tab/>
       <w:tab/>
-      <w:t>2026-07-28</w:t>
+      <w:t>2026-07-29</w:t>
       <w:br/>
       <w:br/>
     </w:r>

--- a/tillsyn/A 19263-2025 tillsynsbegäran.docx
+++ b/tillsyn/A 19263-2025 tillsynsbegäran.docx
@@ -238,7 +238,7 @@
     <w:r>
       <w:tab/>
       <w:tab/>
-      <w:t>2026-07-29</w:t>
+      <w:t>2026-07-30</w:t>
       <w:br/>
       <w:br/>
     </w:r>

--- a/tillsyn/A 19263-2025 tillsynsbegäran.docx
+++ b/tillsyn/A 19263-2025 tillsynsbegäran.docx
@@ -238,7 +238,7 @@
     <w:r>
       <w:tab/>
       <w:tab/>
-      <w:t>2026-07-30</w:t>
+      <w:t>2026-07-31</w:t>
       <w:br/>
       <w:br/>
     </w:r>

--- a/tillsyn/A 19263-2025 tillsynsbegäran.docx
+++ b/tillsyn/A 19263-2025 tillsynsbegäran.docx
@@ -238,7 +238,7 @@
     <w:r>
       <w:tab/>
       <w:tab/>
-      <w:t>2026-07-31</w:t>
+      <w:t>2026-08-01</w:t>
       <w:br/>
       <w:br/>
     </w:r>

--- a/tillsyn/A 19263-2025 tillsynsbegäran.docx
+++ b/tillsyn/A 19263-2025 tillsynsbegäran.docx
@@ -238,7 +238,7 @@
     <w:r>
       <w:tab/>
       <w:tab/>
-      <w:t>2026-08-01</w:t>
+      <w:t>2026-08-02</w:t>
       <w:br/>
       <w:br/>
     </w:r>

--- a/tillsyn/A 19263-2025 tillsynsbegäran.docx
+++ b/tillsyn/A 19263-2025 tillsynsbegäran.docx
@@ -60,12 +60,12 @@
         <w:spacing w:after="240"/>
       </w:pPr>
       <w:r>
-        <w:t>Figur 1. Fyndplatser för naturvårdsarter inom 21 meter från avverkningsanmälan. Markörer utan svart kant är placerade på fyndplatsen. Markörer med svart kant är placerade vid sidan av fyndplatsen har ett svart streck som visar fyndplatsens exakta position. Kartans mittpunktskoordinat är N 6985247, E 592790 i SWEREF 99 TM.</w:t>
+        <w:t>Figur 1. Fyndplatser för naturvårdsarter inom 23 meter från avverkningsanmälan. Markörer utan svart kant är placerade på fyndplatsen. Markörer med svart kant är placerade vid sidan av fyndplatsen har ett svart streck som visar fyndplatsens exakta position. Kartans mittpunktskoordinat är N 6985247, E 592790 i SWEREF 99 TM.</w:t>
       </w:r>
     </w:p>
     <w:p>
       <w:r>
-        <w:t>Inom 21 meter från avverkningsanmälan finns fynd av 1 naturvårdsarter, varav 1 är rödlistad: vitgrynig nållav (NT). Se Figur 1.</w:t>
+        <w:t>Inom 23 meter från avverkningsanmälan finns fynd av 2 naturvårdsarter, varav 2 är rödlistade och 1 är typisk (T): skrovellav (NT, T) och vitgrynig nållav (NT). Se Figur 1.</w:t>
       </w:r>
     </w:p>
     <w:p>
@@ -97,6 +97,53 @@
     <w:p>
       <w:r>
         <w:t>Nedan följer beskrivningar av de naturvårdsarter och fridlysta arter som har sina livsmiljöer och växtplatser i den avverkningsanmälda skogen. De påträffade naturvårdsarterna är ett tydligt kvitto på att det rör sig om en skog med höga naturvärden.</w:t>
+      </w:r>
+    </w:p>
+    <w:p>
+      <w:r>
+        <w:rPr>
+          <w:b/>
+        </w:rPr>
+        <w:t>Skrovellav (NT)</w:t>
+      </w:r>
+      <w:r>
+        <w:t xml:space="preserve"> växer på gamla lövträd och på klippor i gamla skogar med hög och jämn luftfuktighet. Slutavverkning av kontinuitetsskog utgör det största hotet och lavens fortsatta förekomst bör säkerställas genom att lokaler med äldre skog skyddas. I områden med mycket hög luftfuktighet kan man på bålen av skrovellav finna de sällsynta parasitsvamparna skrovellavsknapp (EN), </w:t>
+      </w:r>
+      <w:r>
+        <w:rPr>
+          <w:i/>
+        </w:rPr>
+        <w:t>Catillaria lobariicola</w:t>
+      </w:r>
+      <w:r>
+        <w:t xml:space="preserve"> (VU) och </w:t>
+      </w:r>
+      <w:r>
+        <w:rPr>
+          <w:i/>
+        </w:rPr>
+        <w:t>Merismatium lobariae</w:t>
+      </w:r>
+      <w:r>
+        <w:t xml:space="preserve"> (DD). Skrovellav är typisk art för </w:t>
+      </w:r>
+      <w:r>
+        <w:rPr>
+          <w:i/>
+        </w:rPr>
+        <w:t xml:space="preserve">9010 Taiga, 9020 Nordlig ädellövskog, 9040 Fjällbjörkskog, 9070 Trädklädd betesmark, 9160 Näringsrik ekskog, 9180 Ädellövskog i branter, 9190 Näringsfattig ekskog, 8210 Kalkbranter </w:t>
+      </w:r>
+      <w:r>
+        <w:t xml:space="preserve">och </w:t>
+      </w:r>
+      <w:r>
+        <w:rPr>
+          <w:i/>
+        </w:rPr>
+        <w:t>6530 Lövängar</w:t>
+      </w:r>
+      <w:r>
+        <w:t xml:space="preserve"> (SLU Artdatabanken, 2026; Nitare &amp; Skogsstyrelsen, 2019).</w:t>
       </w:r>
     </w:p>
     <w:p>
@@ -238,7 +285,7 @@
     <w:r>
       <w:tab/>
       <w:tab/>
-      <w:t>2026-08-02</w:t>
+      <w:t>2026-08-03</w:t>
       <w:br/>
       <w:br/>
     </w:r>

--- a/tillsyn/A 19263-2025 tillsynsbegäran.docx
+++ b/tillsyn/A 19263-2025 tillsynsbegäran.docx
@@ -285,7 +285,7 @@
     <w:r>
       <w:tab/>
       <w:tab/>
-      <w:t>2026-08-03</w:t>
+      <w:t>2026-08-05</w:t>
       <w:br/>
       <w:br/>
     </w:r>

--- a/tillsyn/A 19263-2025 tillsynsbegäran.docx
+++ b/tillsyn/A 19263-2025 tillsynsbegäran.docx
@@ -285,7 +285,7 @@
     <w:r>
       <w:tab/>
       <w:tab/>
-      <w:t>2026-08-05</w:t>
+      <w:t>2026-08-07</w:t>
       <w:br/>
       <w:br/>
     </w:r>

--- a/tillsyn/A 19263-2025 tillsynsbegäran.docx
+++ b/tillsyn/A 19263-2025 tillsynsbegäran.docx
@@ -285,7 +285,7 @@
     <w:r>
       <w:tab/>
       <w:tab/>
-      <w:t>2026-08-07</w:t>
+      <w:t>2026-08-08</w:t>
       <w:br/>
       <w:br/>
     </w:r>

--- a/tillsyn/A 19263-2025 tillsynsbegäran.docx
+++ b/tillsyn/A 19263-2025 tillsynsbegäran.docx
@@ -60,12 +60,12 @@
         <w:spacing w:after="240"/>
       </w:pPr>
       <w:r>
-        <w:t>Figur 1. Fyndplatser för naturvårdsarter inom 21 meter från avverkningsanmälan. Markörer utan svart kant är placerade på fyndplatsen. Markörer med svart kant är placerade vid sidan av fyndplatsen har ett svart streck som visar fyndplatsens exakta position. Kartans mittpunktskoordinat är N 6985247, E 592790 i SWEREF 99 TM.</w:t>
+        <w:t>Figur 1. Fyndplatser för naturvårdsarter inom 23 meter från avverkningsanmälan. Markörer utan svart kant är placerade på fyndplatsen. Markörer med svart kant är placerade vid sidan av fyndplatsen och har ett svart streck som visar fyndplatsens exakta position. Kartans mittpunktskoordinat är N 6985247, E 592790 i SWEREF 99 TM.</w:t>
       </w:r>
     </w:p>
     <w:p>
       <w:r>
-        <w:t>Inom 21 meter från avverkningsanmälan finns fynd av 1 naturvårdsarter, varav 1 är rödlistad: vitgrynig nållav (NT). Se Figur 1.</w:t>
+        <w:t>Inom 23 meter från avverkningsanmälan finns fynd av 2 naturvårdsarter, varav 2 är rödlistade och 1 är typisk (T): skrovellav (NT, T) och vitgrynig nållav (NT). Se Figur 1.</w:t>
       </w:r>
     </w:p>
     <w:p>
@@ -97,6 +97,53 @@
     <w:p>
       <w:r>
         <w:t>Nedan följer beskrivningar av de naturvårdsarter och fridlysta arter som har sina livsmiljöer och växtplatser i den avverkningsanmälda skogen. De påträffade naturvårdsarterna är ett tydligt kvitto på att det rör sig om en skog med höga naturvärden.</w:t>
+      </w:r>
+    </w:p>
+    <w:p>
+      <w:r>
+        <w:rPr>
+          <w:b/>
+        </w:rPr>
+        <w:t>Skrovellav (NT)</w:t>
+      </w:r>
+      <w:r>
+        <w:t xml:space="preserve"> växer på gamla lövträd och på klippor i gamla skogar med hög och jämn luftfuktighet. Slutavverkning av kontinuitetsskog utgör det största hotet och lavens fortsatta förekomst bör säkerställas genom att lokaler med äldre skog skyddas. I områden med mycket hög luftfuktighet kan man på bålen av skrovellav finna de sällsynta parasitsvamparna skrovellavsknapp (EN), </w:t>
+      </w:r>
+      <w:r>
+        <w:rPr>
+          <w:i/>
+        </w:rPr>
+        <w:t>Catillaria lobariicola</w:t>
+      </w:r>
+      <w:r>
+        <w:t xml:space="preserve"> (VU) och </w:t>
+      </w:r>
+      <w:r>
+        <w:rPr>
+          <w:i/>
+        </w:rPr>
+        <w:t>Merismatium lobariae</w:t>
+      </w:r>
+      <w:r>
+        <w:t xml:space="preserve"> (DD). Skrovellav är typisk art för </w:t>
+      </w:r>
+      <w:r>
+        <w:rPr>
+          <w:i/>
+        </w:rPr>
+        <w:t xml:space="preserve">9010 Taiga, 9020 Nordlig ädellövskog, 9040 Fjällbjörkskog, 9070 Trädklädd betesmark, 9160 Näringsrik ekskog, 9180 Ädellövskog i branter, 9190 Näringsfattig ekskog, 8210 Kalkbranter </w:t>
+      </w:r>
+      <w:r>
+        <w:t xml:space="preserve">och </w:t>
+      </w:r>
+      <w:r>
+        <w:rPr>
+          <w:i/>
+        </w:rPr>
+        <w:t>6530 Lövängar</w:t>
+      </w:r>
+      <w:r>
+        <w:t xml:space="preserve"> (SLU Artdatabanken, 2026; Nitare &amp; Skogsstyrelsen, 2019).</w:t>
       </w:r>
     </w:p>
     <w:p>
@@ -238,7 +285,7 @@
     <w:r>
       <w:tab/>
       <w:tab/>
-      <w:t>2026-08-14</w:t>
+      <w:t>2026-08-15</w:t>
       <w:br/>
       <w:br/>
     </w:r>

--- a/tillsyn/A 19263-2025 tillsynsbegäran.docx
+++ b/tillsyn/A 19263-2025 tillsynsbegäran.docx
@@ -285,7 +285,7 @@
     <w:r>
       <w:tab/>
       <w:tab/>
-      <w:t>2026-08-15</w:t>
+      <w:t>2026-08-16</w:t>
       <w:br/>
       <w:br/>
     </w:r>

--- a/tillsyn/A 19263-2025 tillsynsbegäran.docx
+++ b/tillsyn/A 19263-2025 tillsynsbegäran.docx
@@ -285,7 +285,7 @@
     <w:r>
       <w:tab/>
       <w:tab/>
-      <w:t>2026-08-16</w:t>
+      <w:t>2026-08-17</w:t>
       <w:br/>
       <w:br/>
     </w:r>

--- a/tillsyn/A 19263-2025 tillsynsbegäran.docx
+++ b/tillsyn/A 19263-2025 tillsynsbegäran.docx
@@ -285,7 +285,7 @@
     <w:r>
       <w:tab/>
       <w:tab/>
-      <w:t>2026-08-17</w:t>
+      <w:t>2026-08-18</w:t>
       <w:br/>
       <w:br/>
     </w:r>

--- a/tillsyn/A 19263-2025 tillsynsbegäran.docx
+++ b/tillsyn/A 19263-2025 tillsynsbegäran.docx
@@ -285,7 +285,7 @@
     <w:r>
       <w:tab/>
       <w:tab/>
-      <w:t>2026-08-18</w:t>
+      <w:t>2026-08-19</w:t>
       <w:br/>
       <w:br/>
     </w:r>

--- a/tillsyn/A 19263-2025 tillsynsbegäran.docx
+++ b/tillsyn/A 19263-2025 tillsynsbegäran.docx
@@ -285,7 +285,7 @@
     <w:r>
       <w:tab/>
       <w:tab/>
-      <w:t>2026-08-19</w:t>
+      <w:t>2026-08-20</w:t>
       <w:br/>
       <w:br/>
     </w:r>

--- a/tillsyn/A 19263-2025 tillsynsbegäran.docx
+++ b/tillsyn/A 19263-2025 tillsynsbegäran.docx
@@ -285,7 +285,7 @@
     <w:r>
       <w:tab/>
       <w:tab/>
-      <w:t>2026-08-20</w:t>
+      <w:t>2026-08-21</w:t>
       <w:br/>
       <w:br/>
     </w:r>

--- a/tillsyn/A 19263-2025 tillsynsbegäran.docx
+++ b/tillsyn/A 19263-2025 tillsynsbegäran.docx
@@ -285,7 +285,7 @@
     <w:r>
       <w:tab/>
       <w:tab/>
-      <w:t>2026-08-21</w:t>
+      <w:t>2026-08-22</w:t>
       <w:br/>
       <w:br/>
     </w:r>

--- a/tillsyn/A 19263-2025 tillsynsbegäran.docx
+++ b/tillsyn/A 19263-2025 tillsynsbegäran.docx
@@ -285,7 +285,7 @@
     <w:r>
       <w:tab/>
       <w:tab/>
-      <w:t>2026-08-22</w:t>
+      <w:t>2026-08-23</w:t>
       <w:br/>
       <w:br/>
     </w:r>

--- a/tillsyn/A 19263-2025 tillsynsbegäran.docx
+++ b/tillsyn/A 19263-2025 tillsynsbegäran.docx
@@ -285,7 +285,7 @@
     <w:r>
       <w:tab/>
       <w:tab/>
-      <w:t>2026-08-23</w:t>
+      <w:t>2026-08-24</w:t>
       <w:br/>
       <w:br/>
     </w:r>

--- a/tillsyn/A 19263-2025 tillsynsbegäran.docx
+++ b/tillsyn/A 19263-2025 tillsynsbegäran.docx
@@ -285,7 +285,7 @@
     <w:r>
       <w:tab/>
       <w:tab/>
-      <w:t>2026-08-24</w:t>
+      <w:t>2026-08-25</w:t>
       <w:br/>
       <w:br/>
     </w:r>

--- a/tillsyn/A 19263-2025 tillsynsbegäran.docx
+++ b/tillsyn/A 19263-2025 tillsynsbegäran.docx
@@ -285,7 +285,7 @@
     <w:r>
       <w:tab/>
       <w:tab/>
-      <w:t>2026-08-25</w:t>
+      <w:t>2026-08-26</w:t>
       <w:br/>
       <w:br/>
     </w:r>

--- a/tillsyn/A 19263-2025 tillsynsbegäran.docx
+++ b/tillsyn/A 19263-2025 tillsynsbegäran.docx
@@ -285,7 +285,7 @@
     <w:r>
       <w:tab/>
       <w:tab/>
-      <w:t>2026-08-26</w:t>
+      <w:t>2026-08-27</w:t>
       <w:br/>
       <w:br/>
     </w:r>

--- a/tillsyn/A 19263-2025 tillsynsbegäran.docx
+++ b/tillsyn/A 19263-2025 tillsynsbegäran.docx
@@ -285,7 +285,7 @@
     <w:r>
       <w:tab/>
       <w:tab/>
-      <w:t>2026-08-27</w:t>
+      <w:t>2026-08-28</w:t>
       <w:br/>
       <w:br/>
     </w:r>

--- a/tillsyn/A 19263-2025 tillsynsbegäran.docx
+++ b/tillsyn/A 19263-2025 tillsynsbegäran.docx
@@ -285,7 +285,7 @@
     <w:r>
       <w:tab/>
       <w:tab/>
-      <w:t>2026-08-28</w:t>
+      <w:t>2026-08-29</w:t>
       <w:br/>
       <w:br/>
     </w:r>

--- a/tillsyn/A 19263-2025 tillsynsbegäran.docx
+++ b/tillsyn/A 19263-2025 tillsynsbegäran.docx
@@ -285,7 +285,7 @@
     <w:r>
       <w:tab/>
       <w:tab/>
-      <w:t>2026-08-29</w:t>
+      <w:t>2026-08-31</w:t>
       <w:br/>
       <w:br/>
     </w:r>

--- a/tillsyn/A 19263-2025 tillsynsbegäran.docx
+++ b/tillsyn/A 19263-2025 tillsynsbegäran.docx
@@ -285,7 +285,7 @@
     <w:r>
       <w:tab/>
       <w:tab/>
-      <w:t>2026-08-31</w:t>
+      <w:t>2026-09-01</w:t>
       <w:br/>
       <w:br/>
     </w:r>

--- a/tillsyn/A 19263-2025 tillsynsbegäran.docx
+++ b/tillsyn/A 19263-2025 tillsynsbegäran.docx
@@ -285,7 +285,7 @@
     <w:r>
       <w:tab/>
       <w:tab/>
-      <w:t>2026-09-01</w:t>
+      <w:t>2026-09-02</w:t>
       <w:br/>
       <w:br/>
     </w:r>

--- a/tillsyn/A 19263-2025 tillsynsbegäran.docx
+++ b/tillsyn/A 19263-2025 tillsynsbegäran.docx
@@ -285,7 +285,7 @@
     <w:r>
       <w:tab/>
       <w:tab/>
-      <w:t>2026-09-02</w:t>
+      <w:t>2026-09-03</w:t>
       <w:br/>
       <w:br/>
     </w:r>

--- a/tillsyn/A 19263-2025 tillsynsbegäran.docx
+++ b/tillsyn/A 19263-2025 tillsynsbegäran.docx
@@ -285,7 +285,7 @@
     <w:r>
       <w:tab/>
       <w:tab/>
-      <w:t>2026-09-03</w:t>
+      <w:t>2026-09-04</w:t>
       <w:br/>
       <w:br/>
     </w:r>

--- a/tillsyn/A 19263-2025 tillsynsbegäran.docx
+++ b/tillsyn/A 19263-2025 tillsynsbegäran.docx
@@ -285,7 +285,7 @@
     <w:r>
       <w:tab/>
       <w:tab/>
-      <w:t>2026-09-04</w:t>
+      <w:t>2026-09-05</w:t>
       <w:br/>
       <w:br/>
     </w:r>

--- a/tillsyn/A 19263-2025 tillsynsbegäran.docx
+++ b/tillsyn/A 19263-2025 tillsynsbegäran.docx
@@ -285,7 +285,7 @@
     <w:r>
       <w:tab/>
       <w:tab/>
-      <w:t>2026-09-05</w:t>
+      <w:t>2026-09-06</w:t>
       <w:br/>
       <w:br/>
     </w:r>

--- a/tillsyn/A 19263-2025 tillsynsbegäran.docx
+++ b/tillsyn/A 19263-2025 tillsynsbegäran.docx
@@ -285,7 +285,7 @@
     <w:r>
       <w:tab/>
       <w:tab/>
-      <w:t>2026-09-06</w:t>
+      <w:t>2026-09-07</w:t>
       <w:br/>
       <w:br/>
     </w:r>

--- a/tillsyn/A 19263-2025 tillsynsbegäran.docx
+++ b/tillsyn/A 19263-2025 tillsynsbegäran.docx
@@ -285,7 +285,7 @@
     <w:r>
       <w:tab/>
       <w:tab/>
-      <w:t>2026-09-07</w:t>
+      <w:t>2026-09-08</w:t>
       <w:br/>
       <w:br/>
     </w:r>

--- a/tillsyn/A 19263-2025 tillsynsbegäran.docx
+++ b/tillsyn/A 19263-2025 tillsynsbegäran.docx
@@ -285,7 +285,7 @@
     <w:r>
       <w:tab/>
       <w:tab/>
-      <w:t>2026-09-08</w:t>
+      <w:t>2026-09-09</w:t>
       <w:br/>
       <w:br/>
     </w:r>

--- a/tillsyn/A 19263-2025 tillsynsbegäran.docx
+++ b/tillsyn/A 19263-2025 tillsynsbegäran.docx
@@ -285,7 +285,7 @@
     <w:r>
       <w:tab/>
       <w:tab/>
-      <w:t>2026-09-09</w:t>
+      <w:t>2026-09-10</w:t>
       <w:br/>
       <w:br/>
     </w:r>

--- a/tillsyn/A 19263-2025 tillsynsbegäran.docx
+++ b/tillsyn/A 19263-2025 tillsynsbegäran.docx
@@ -285,7 +285,7 @@
     <w:r>
       <w:tab/>
       <w:tab/>
-      <w:t>2026-09-10</w:t>
+      <w:t>2026-09-11</w:t>
       <w:br/>
       <w:br/>
     </w:r>

--- a/tillsyn/A 19263-2025 tillsynsbegäran.docx
+++ b/tillsyn/A 19263-2025 tillsynsbegäran.docx
@@ -285,7 +285,7 @@
     <w:r>
       <w:tab/>
       <w:tab/>
-      <w:t>2026-09-11</w:t>
+      <w:t>2026-09-12</w:t>
       <w:br/>
       <w:br/>
     </w:r>
